--- a/public/chat_files/cuevas_parent_communication_templates.docx
+++ b/public/chat_files/cuevas_parent_communication_templates.docx
@@ -8,7 +8,7 @@
           <w:b/>
           <w:sz w:val="28"/>
         </w:rPr>
-        <w:t>Cuevas Speech Clinic — Parent Communication &amp; Intake Policy Scripts</w:t>
+        <w:t>Cuevas Speech Therapy — Front Desk Parent Communication Scripts</w:t>
       </w:r>
     </w:p>
     <w:p>
@@ -16,7 +16,7 @@
         <w:rPr>
           <w:sz w:val="22"/>
         </w:rPr>
-        <w:t xml:space="preserve">SCRIPT 1: New Patient Welcome &amp; Intake Pack Onboarding Email</w:t>
+        <w:t xml:space="preserve">TEMPLATE 1: Welcome &amp; Intake Paperwork Completion Reminder</w:t>
       </w:r>
     </w:p>
     <w:p>
@@ -24,7 +24,7 @@
         <w:rPr>
           <w:sz w:val="22"/>
         </w:rPr>
-        <w:t xml:space="preserve">Welcome to Cuevas Speech &amp; Language! Please review and electronically execute our Master Clinical Service Agreement...</w:t>
+        <w:t xml:space="preserve">TEMPLATE 2: Explaining the $75 Reserved Clinical Hour Cancellation Policy with Empathy</w:t>
       </w:r>
     </w:p>
     <w:p>
@@ -32,31 +32,7 @@
         <w:rPr>
           <w:sz w:val="22"/>
         </w:rPr>
-        <w:t xml:space="preserve">SCRIPT 2: Unscheduled Missed Session &amp; Reserved Clinical Hour Policy Notice</w:t>
-      </w:r>
-    </w:p>
-    <w:p>
-      <w:r>
-        <w:rPr>
-          <w:sz w:val="22"/>
-        </w:rPr>
-        <w:t xml:space="preserve">Dear [Parent_Name], your therapist was reserved for [Child_Name]'s session today. As outlined in our agreement, a $75 reserved hour fee applies...</w:t>
-      </w:r>
-    </w:p>
-    <w:p>
-      <w:r>
-        <w:rPr>
-          <w:sz w:val="22"/>
-        </w:rPr>
-        <w:t xml:space="preserve">SCRIPT 3: Monthly Superbill Delivery &amp; Out-of-Network Submission Instructions</w:t>
-      </w:r>
-    </w:p>
-    <w:p>
-      <w:r>
-        <w:rPr>
-          <w:sz w:val="22"/>
-        </w:rPr>
-        <w:t xml:space="preserve">Here is your statement for the preceding month containing all CPT encounter codes for out-of-network insurer claim filing...</w:t>
+        <w:t xml:space="preserve">TEMPLATE 3: Monthly Superbill Reimbursement Delivery Script (Generated on 1st of each month)</w:t>
       </w:r>
     </w:p>
   </w:body>

--- a/public/chat_files/cuevas_parent_communication_templates.docx
+++ b/public/chat_files/cuevas_parent_communication_templates.docx
@@ -13,51 +13,7 @@
           <w:color w:val="0F172A"/>
           <w:sz w:val="44"/>
         </w:rPr>
-        <w:t>Cuevas Pediatric Speech Therapy — Clinical Parent Communication Letters</w:t>
-      </w:r>
-    </w:p>
-    <w:p>
-      <w:pPr>
-        <w:spacing w:before="0" w:after="120" w:line="276" w:lineRule="auto"/>
-      </w:pPr>
-      <w:r>
-        <w:rPr>
-          <w:rFonts w:ascii="Calibri" w:hAnsi="Calibri"/>
-          <w:color w:val="1E293B"/>
-          <w:sz w:val="20"/>
-        </w:rPr>
-        <w:t>PRACTICE: Cuevas Pediatric Speech &amp; Language Therapy LLC</w:t>
-      </w:r>
-    </w:p>
-    <w:p>
-      <w:pPr>
-        <w:spacing w:before="0" w:after="120" w:line="276" w:lineRule="auto"/>
-      </w:pPr>
-      <w:r>
-        <w:rPr>
-          <w:rFonts w:ascii="Calibri" w:hAnsi="Calibri"/>
-          <w:color w:val="1E293B"/>
-          <w:sz w:val="20"/>
-        </w:rPr>
-        <w:t>CREDENTIALS: Issa Cuevas, M.S., CCC-SLP · Texas License #72841</w:t>
-      </w:r>
-    </w:p>
-    <w:p>
-      <w:pPr>
-        <w:spacing w:before="0" w:after="120" w:line="276" w:lineRule="auto"/>
-      </w:pPr>
-      <w:r>
-        <w:rPr>
-          <w:rFonts w:ascii="Calibri" w:hAnsi="Calibri"/>
-          <w:color w:val="1E293B"/>
-          <w:sz w:val="20"/>
-        </w:rPr>
-        <w:t>DOCUMENT: Standard Operational Communication Letters &amp; Clinical Notices</w:t>
-      </w:r>
-    </w:p>
-    <w:p>
-      <w:r>
-        <w:br w:type="page"/>
+        <w:t>Cuevas Speech Therapy — Front Desk Parent Communication Scripts &amp; Email Decks</w:t>
       </w:r>
     </w:p>
     <w:p>
@@ -72,7 +28,7 @@
           <w:color w:val="0F172A"/>
           <w:sz w:val="26"/>
         </w:rPr>
-        <w:t>TEMPLATE 1: INITIAL COMPREHENSIVE EVALUATION CONFIRMATION</w:t>
+        <w:t>TEMPLATE 1: WELCOME &amp; ELECTRONIC INTAKE PAPERWORK ONBOARDING (EMAIL)</w:t>
       </w:r>
     </w:p>
     <w:p>
@@ -85,7 +41,7 @@
           <w:color w:val="1E293B"/>
           <w:sz w:val="20"/>
         </w:rPr>
-        <w:t>Subject: Confirmation: Comprehensive Speech-Language Evaluation for [Child Name]</w:t>
+        <w:t>Subject: Welcome to Cuevas Speech &amp; Language Therapy — Intake Paperwork &amp; First Session Guide</w:t>
       </w:r>
     </w:p>
     <w:p>
@@ -98,7 +54,7 @@
           <w:color w:val="1E293B"/>
           <w:sz w:val="20"/>
         </w:rPr>
-        <w:t>Dear [Parent Names],</w:t>
+        <w:t>Dear {{Parent_Guarantor_Name}},</w:t>
       </w:r>
     </w:p>
     <w:p>
@@ -111,7 +67,7 @@
           <w:color w:val="1E293B"/>
           <w:sz w:val="20"/>
         </w:rPr>
-        <w:t>We are looking forward to meeting you and [Child Name] on [Evaluation Date] at [Time] for an initial comprehensive speech-language evaluation at our Austin clinic (1211 W 6th St, Suite 300).</w:t>
+        <w:t>Welcome to Cuevas Speech &amp; Language Therapy! We are so excited to partner with your family on {{Child_Name}}'s speech and language journey. Our clinical team has reserved your weekly recurring therapy slot: Every {{Day_of_Week}} at {{Session_Time}} with our Clinical Director, Issa Cuevas, M.S., CCC-SLP.</w:t>
       </w:r>
     </w:p>
     <w:p>
@@ -124,7 +80,7 @@
           <w:color w:val="1E293B"/>
           <w:sz w:val="20"/>
         </w:rPr>
-        <w:t>What to Expect During the Assessment:</w:t>
+        <w:t>Before your initial diagnostic evaluation, please complete our secure electronic clinical intake package using the link below. It covers child developmental milestones, medical history, pediatrician contact, and our clinic guarantor consent.</w:t>
       </w:r>
     </w:p>
     <w:p>
@@ -137,7 +93,7 @@
           <w:color w:val="1E293B"/>
           <w:sz w:val="20"/>
         </w:rPr>
-        <w:t>The initial session typically lasts 60 to 75 minutes. We use play-based standardized assessment tools (including the PLS-5 and GFTA-3) to evaluate receptive language, expressive vocabulary, articulation phonology, and social pragmatic interaction in a low-pressure environment.</w:t>
+        <w:t>Link: https://clinic.cuevasspeech.com/intake/secure?id={{Patient_ID}}</w:t>
       </w:r>
     </w:p>
     <w:p>
@@ -150,7 +106,7 @@
           <w:color w:val="1E293B"/>
           <w:sz w:val="20"/>
         </w:rPr>
-        <w:t>Please complete the attached Pediatric Intake &amp; Medical History packet prior to your visit so we can review developmental milestones before evaluating your child.</w:t>
+        <w:t>Please ensure this is submitted at least 48 hours before your appointment so our clinical team can review diagnostic histories and prepare tailored assessment materials. If you have recent IEP evaluations or medical audiograms, please upload them directly through the portal.</w:t>
       </w:r>
     </w:p>
     <w:p>
@@ -163,12 +119,7 @@
           <w:color w:val="1E293B"/>
           <w:sz w:val="20"/>
         </w:rPr>
-        <w:t>Warmly, Issa Cuevas, M.S., CCC-SLP</w:t>
-      </w:r>
-    </w:p>
-    <w:p>
-      <w:r>
-        <w:br w:type="page"/>
+        <w:t>Warmly, Front Desk Patient Coordination Team · Cuevas Speech &amp; Language Therapy, PLLC · (512) 555-0182</w:t>
       </w:r>
     </w:p>
     <w:p>
@@ -183,7 +134,7 @@
           <w:color w:val="0F172A"/>
           <w:sz w:val="26"/>
         </w:rPr>
-        <w:t>TEMPLATE 2: POST-EVALUATION PLAN OF CARE &amp; GOAL REVIEW</w:t>
+        <w:t>TEMPLATE 2: EXPLAINING THE $75 RESERVED CLINICAL HOUR POLICY WITH EMPATHY (PHONE / EMAIL SCRIPT)</w:t>
       </w:r>
     </w:p>
     <w:p>
@@ -196,7 +147,7 @@
           <w:color w:val="1E293B"/>
           <w:sz w:val="20"/>
         </w:rPr>
-        <w:t>Subject: Clinical Evaluation Summary &amp; Recommended Plan of Care: [Child Name]</w:t>
+        <w:t>Context: Use when a parent calls to cancel with short notice (&lt;24 hours) or disputes a missed session charge on their account.</w:t>
       </w:r>
     </w:p>
     <w:p>
@@ -209,7 +160,7 @@
           <w:color w:val="1E293B"/>
           <w:sz w:val="20"/>
         </w:rPr>
-        <w:t>Dear [Parent Names],</w:t>
+        <w:t>Front Desk Script (Verbatim):</w:t>
       </w:r>
     </w:p>
     <w:p>
@@ -222,7 +173,7 @@
           <w:color w:val="1E293B"/>
           <w:sz w:val="20"/>
         </w:rPr>
-        <w:t>Thank you for bringing [Child Name] into our clinic. Following our comprehensive standardized evaluation, I have completed the formal Diagnostic Summary and Plan of Care.</w:t>
+        <w:t>'Hi {{Parent_Name}}, thank you so much for calling to let us know that {{Child_Name}} won't be able to make it in today. First and foremost, we hope {{Child_Name}} feels better quickly!</w:t>
       </w:r>
     </w:p>
     <w:p>
@@ -235,35 +186,7 @@
           <w:color w:val="1E293B"/>
           <w:sz w:val="20"/>
         </w:rPr>
-        <w:t>Clinical Recommendations:</w:t>
-      </w:r>
-    </w:p>
-    <w:p>
-      <w:pPr>
-        <w:pStyle w:val="ListBullet"/>
-        <w:spacing w:before="0" w:after="60" w:line="276" w:lineRule="auto"/>
-      </w:pPr>
-      <w:r>
-        <w:rPr>
-          <w:rFonts w:ascii="Calibri" w:hAnsi="Calibri"/>
-          <w:color w:val="1E293B"/>
-          <w:sz w:val="20"/>
-        </w:rPr>
-        <w:t>Therapy Frequency: Two (2) 45-minute individual therapy sessions per week.</w:t>
-      </w:r>
-    </w:p>
-    <w:p>
-      <w:pPr>
-        <w:pStyle w:val="ListBullet"/>
-        <w:spacing w:before="0" w:after="60" w:line="276" w:lineRule="auto"/>
-      </w:pPr>
-      <w:r>
-        <w:rPr>
-          <w:rFonts w:ascii="Calibri" w:hAnsi="Calibri"/>
-          <w:color w:val="1E293B"/>
-          <w:sz w:val="20"/>
-        </w:rPr>
-        <w:t>Primary Focus Areas: Expanding expressive two-word semantic combinations, increasing consonant sound inventory (/b/, /d/, /m/), and reducing communicative frustration through multimodal AAC support.</w:t>
+        <w:t>I want to gently remind you about our clinic's reserved clinical hour policy. Because each of our speech-language pathologists works one-on-one with your child and prepares individualized materials for that dedicated 60-minute window, unscheduled missed sessions without 24 hours advance notice incur our $75 reserved clinical hour fee.</w:t>
       </w:r>
     </w:p>
     <w:p>
@@ -276,7 +199,7 @@
           <w:color w:val="1E293B"/>
           <w:sz w:val="20"/>
         </w:rPr>
-        <w:t>I have submitted the formal prior-authorization request and clinical report to your pediatrician and insurance carrier. Please review the attached care plan and let me know your preferred recurring appointment slots.</w:t>
+        <w:t>We never want you to lose therapy time, so we have two helpful alternatives for you:</w:t>
       </w:r>
     </w:p>
     <w:p>
@@ -289,12 +212,59 @@
           <w:color w:val="1E293B"/>
           <w:sz w:val="20"/>
         </w:rPr>
-        <w:t>Warmly, Issa Cuevas, M.S., CCC-SLP</w:t>
+        <w:t>1. If {{Child_Name}} is mildly under the weather but up for a relaxed session from home, our clinician can convert today's appointment to a HIPAA-compliant telepractice session right now at your regular time—no fee assessed at all.</w:t>
       </w:r>
     </w:p>
     <w:p>
+      <w:pPr>
+        <w:spacing w:before="0" w:after="120" w:line="276" w:lineRule="auto"/>
+      </w:pPr>
       <w:r>
-        <w:br w:type="page"/>
+        <w:rPr>
+          <w:rFonts w:ascii="Calibri" w:hAnsi="Calibri"/>
+          <w:color w:val="1E293B"/>
+          <w:sz w:val="20"/>
+        </w:rPr>
+        <w:t>2. Alternatively, our therapist can spend {{Child_Name}}'s reserved hour conducting a parent coaching video call or designing an updated sensory home exercise packet for you to use this week.</w:t>
+      </w:r>
+    </w:p>
+    <w:p>
+      <w:pPr>
+        <w:spacing w:before="0" w:after="120" w:line="276" w:lineRule="auto"/>
+      </w:pPr>
+      <w:r>
+        <w:rPr>
+          <w:rFonts w:ascii="Calibri" w:hAnsi="Calibri"/>
+          <w:color w:val="1E293B"/>
+          <w:sz w:val="20"/>
+        </w:rPr>
+        <w:t>Which of those options would work best for your family today?'</w:t>
+      </w:r>
+    </w:p>
+    <w:p>
+      <w:pPr>
+        <w:spacing w:before="0" w:after="120" w:line="276" w:lineRule="auto"/>
+      </w:pPr>
+      <w:r>
+        <w:rPr>
+          <w:rFonts w:ascii="Calibri" w:hAnsi="Calibri"/>
+          <w:color w:val="1E293B"/>
+          <w:sz w:val="20"/>
+        </w:rPr>
+        <w:t>If parent pushes back on insurance coverage:</w:t>
+      </w:r>
+    </w:p>
+    <w:p>
+      <w:pPr>
+        <w:spacing w:before="0" w:after="120" w:line="276" w:lineRule="auto"/>
+      </w:pPr>
+      <w:r>
+        <w:rPr>
+          <w:rFonts w:ascii="Calibri" w:hAnsi="Calibri"/>
+          <w:color w:val="1E293B"/>
+          <w:sz w:val="20"/>
+        </w:rPr>
+        <w:t>'We completely understand insurance questions can be stressful! Because insurance carriers only reimburse for active therapy units delivered directly to the patient, they do not cover reserved facility hours. That is why our clinical intake designates the parent as the legal guarantor for reserved time. Our priority is always keeping {{Child_Name}} on track while respecting the clinician's dedicated schedule.'</w:t>
       </w:r>
     </w:p>
     <w:p>
@@ -309,7 +279,7 @@
           <w:color w:val="0F172A"/>
           <w:sz w:val="26"/>
         </w:rPr>
-        <w:t>TEMPLATE 3: 6-MONTH PROGRESS REPORT &amp; RE-EVALUATION NOTICE</w:t>
+        <w:t>TEMPLATE 3: MONTHLY INSURANCE SUPERBILL REIMBURSEMENT DELIVERY (EMAIL)</w:t>
       </w:r>
     </w:p>
     <w:p>
@@ -322,7 +292,7 @@
           <w:color w:val="1E293B"/>
           <w:sz w:val="20"/>
         </w:rPr>
-        <w:t>Subject: 6-Month Clinical Progress Milestone: [Child Name]</w:t>
+        <w:t>Subject: Your Monthly Superbill for Out-of-Network Insurance Reimbursement — Cuevas Speech Therapy</w:t>
       </w:r>
     </w:p>
     <w:p>
@@ -335,7 +305,7 @@
           <w:color w:val="1E293B"/>
           <w:sz w:val="20"/>
         </w:rPr>
-        <w:t>Dear [Parent Names],</w:t>
+        <w:t>Dear {{Parent_Guarantor_Name}},</w:t>
       </w:r>
     </w:p>
     <w:p>
@@ -348,7 +318,7 @@
           <w:color w:val="1E293B"/>
           <w:sz w:val="20"/>
         </w:rPr>
-        <w:t>It has been such a joy working with [Child Name] over the past six months. We have conducted our scheduled semi-annual progress review to assess mastery of targeted communication goals.</w:t>
+        <w:t>Attached please find your official itemized Superbill for speech-language therapy sessions completed by {{Child_Name}} during the preceding calendar month.</w:t>
       </w:r>
     </w:p>
     <w:p>
@@ -361,7 +331,20 @@
           <w:color w:val="1E293B"/>
           <w:sz w:val="20"/>
         </w:rPr>
-        <w:t>Key Clinical Achievements:</w:t>
+        <w:t>In accordance with our clinic schedule, all superbills are generated on the 1st of each month to streamline your insurance claims submission.</w:t>
+      </w:r>
+    </w:p>
+    <w:p>
+      <w:pPr>
+        <w:spacing w:before="0" w:after="120" w:line="276" w:lineRule="auto"/>
+      </w:pPr>
+      <w:r>
+        <w:rPr>
+          <w:rFonts w:ascii="Calibri" w:hAnsi="Calibri"/>
+          <w:color w:val="1E293B"/>
+          <w:sz w:val="20"/>
+        </w:rPr>
+        <w:t>What is included on this statement:</w:t>
       </w:r>
     </w:p>
     <w:p>
@@ -375,7 +358,7 @@
           <w:color w:val="1E293B"/>
           <w:sz w:val="20"/>
         </w:rPr>
-        <w:t>Expressive Vocabulary: Increased from 45 single words to over 160 functional words.</w:t>
+        <w:t>Clinic Tax ID (EIN), NPI #1982736450, and Texas State License #72841 for Issa Cuevas, M.S., CCC-SLP.</w:t>
       </w:r>
     </w:p>
     <w:p>
@@ -389,7 +372,7 @@
           <w:color w:val="1E293B"/>
           <w:sz w:val="20"/>
         </w:rPr>
-        <w:t>Word Combinations: Spontaneously using 3-to-4 word carrier phrases ('I want blue car', 'help me open').</w:t>
+        <w:t>Standard AMA CPT codes for every completed date of service (CPT 92507 for Speech/Language Therapy, CPT 92523 for Comprehensive Speech Evaluation).</w:t>
       </w:r>
     </w:p>
     <w:p>
@@ -403,7 +386,21 @@
           <w:color w:val="1E293B"/>
           <w:sz w:val="20"/>
         </w:rPr>
-        <w:t>Speech Intelligibility: Intelligibility to unfamiliar listeners has improved from 25% to over 65%.</w:t>
+        <w:t>ICD-10 diagnostic codes corresponding to {{Child_Name}}'s formal evaluation.</w:t>
+      </w:r>
+    </w:p>
+    <w:p>
+      <w:pPr>
+        <w:pStyle w:val="ListBullet"/>
+        <w:spacing w:before="0" w:after="60" w:line="276" w:lineRule="auto"/>
+      </w:pPr>
+      <w:r>
+        <w:rPr>
+          <w:rFonts w:ascii="Calibri" w:hAnsi="Calibri"/>
+          <w:color w:val="1E293B"/>
+          <w:sz w:val="20"/>
+        </w:rPr>
+        <w:t>Itemized dates of service and verification of paid account balance.</w:t>
       </w:r>
     </w:p>
     <w:p>
@@ -416,7 +413,7 @@
           <w:color w:val="1E293B"/>
           <w:sz w:val="20"/>
         </w:rPr>
-        <w:t>Attached is the itemized Re-Evaluation Report for your pediatrician's medical records and insurance renewal.</w:t>
+        <w:t>How to submit for reimbursement:</w:t>
       </w:r>
     </w:p>
     <w:p>
@@ -429,7 +426,182 @@
           <w:color w:val="1E293B"/>
           <w:sz w:val="20"/>
         </w:rPr>
-        <w:t>Warmly, Issa Cuevas, M.S., CCC-SLP</w:t>
+        <w:t>1. Log into your health insurance member portal (e.g., Blue Cross Blue Shield, Aetna, UnitedHealthcare, Cigna).</w:t>
+      </w:r>
+    </w:p>
+    <w:p>
+      <w:pPr>
+        <w:spacing w:before="0" w:after="120" w:line="276" w:lineRule="auto"/>
+      </w:pPr>
+      <w:r>
+        <w:rPr>
+          <w:rFonts w:ascii="Calibri" w:hAnsi="Calibri"/>
+          <w:color w:val="1E293B"/>
+          <w:sz w:val="20"/>
+        </w:rPr>
+        <w:t>2. Navigate to 'Submit an Out-of-Network Claim' (Form CMS-1500).</w:t>
+      </w:r>
+    </w:p>
+    <w:p>
+      <w:pPr>
+        <w:spacing w:before="0" w:after="120" w:line="276" w:lineRule="auto"/>
+      </w:pPr>
+      <w:r>
+        <w:rPr>
+          <w:rFonts w:ascii="Calibri" w:hAnsi="Calibri"/>
+          <w:color w:val="1E293B"/>
+          <w:sz w:val="20"/>
+        </w:rPr>
+        <w:t>3. Upload this attached PDF statement as your proof of service and itemized receipt.</w:t>
+      </w:r>
+    </w:p>
+    <w:p>
+      <w:pPr>
+        <w:spacing w:before="0" w:after="120" w:line="276" w:lineRule="auto"/>
+      </w:pPr>
+      <w:r>
+        <w:rPr>
+          <w:rFonts w:ascii="Calibri" w:hAnsi="Calibri"/>
+          <w:color w:val="1E293B"/>
+          <w:sz w:val="20"/>
+        </w:rPr>
+        <w:t>4. Insurers typically process out-of-network claims within 14–21 business days and issue reimbursement checks directly to the subscriber.</w:t>
+      </w:r>
+    </w:p>
+    <w:p>
+      <w:pPr>
+        <w:spacing w:before="0" w:after="120" w:line="276" w:lineRule="auto"/>
+      </w:pPr>
+      <w:r>
+        <w:rPr>
+          <w:rFonts w:ascii="Calibri" w:hAnsi="Calibri"/>
+          <w:color w:val="1E293B"/>
+          <w:sz w:val="20"/>
+        </w:rPr>
+        <w:t>If your insurance adjuster requires clinical progress notes or our clinical director's signature on a specific claim form, simply reply to this email and our billing coordinator will take care of it immediately.</w:t>
+      </w:r>
+    </w:p>
+    <w:p>
+      <w:pPr>
+        <w:spacing w:before="0" w:after="120" w:line="276" w:lineRule="auto"/>
+      </w:pPr>
+      <w:r>
+        <w:rPr>
+          <w:rFonts w:ascii="Calibri" w:hAnsi="Calibri"/>
+          <w:color w:val="1E293B"/>
+          <w:sz w:val="20"/>
+        </w:rPr>
+        <w:t>Warm regards, Billing &amp; Patient Accounts · Cuevas Speech &amp; Language Therapy</w:t>
+      </w:r>
+    </w:p>
+    <w:p>
+      <w:pPr>
+        <w:keepNext/>
+        <w:spacing w:before="280" w:after="80"/>
+      </w:pPr>
+      <w:r>
+        <w:rPr>
+          <w:rFonts w:ascii="Calibri" w:hAnsi="Calibri"/>
+          <w:b/>
+          <w:color w:val="0F172A"/>
+          <w:sz w:val="26"/>
+        </w:rPr>
+        <w:t>TEMPLATE 4: PEDIATRIC TELETHERAPY PREPARATION CHECKLIST FOR PARENTS</w:t>
+      </w:r>
+    </w:p>
+    <w:p>
+      <w:pPr>
+        <w:spacing w:before="0" w:after="120" w:line="276" w:lineRule="auto"/>
+      </w:pPr>
+      <w:r>
+        <w:rPr>
+          <w:rFonts w:ascii="Calibri" w:hAnsi="Calibri"/>
+          <w:color w:val="1E293B"/>
+          <w:sz w:val="20"/>
+        </w:rPr>
+        <w:t>Subject: Quick Checklist for Tomorrow's Pediatric Teletherapy Session with {{Child_Name}}</w:t>
+      </w:r>
+    </w:p>
+    <w:p>
+      <w:pPr>
+        <w:spacing w:before="0" w:after="120" w:line="276" w:lineRule="auto"/>
+      </w:pPr>
+      <w:r>
+        <w:rPr>
+          <w:rFonts w:ascii="Calibri" w:hAnsi="Calibri"/>
+          <w:color w:val="1E293B"/>
+          <w:sz w:val="20"/>
+        </w:rPr>
+        <w:t>To make your child's remote speech session engaging and clinically effective, please review this 4-point checklist:</w:t>
+      </w:r>
+    </w:p>
+    <w:p>
+      <w:pPr>
+        <w:pStyle w:val="ListBullet"/>
+        <w:spacing w:before="0" w:after="60" w:line="276" w:lineRule="auto"/>
+      </w:pPr>
+      <w:r>
+        <w:rPr>
+          <w:rFonts w:ascii="Calibri" w:hAnsi="Calibri"/>
+          <w:color w:val="1E293B"/>
+          <w:sz w:val="20"/>
+        </w:rPr>
+        <w:t>Device Setup: Place a laptop or iPad on a stable table at eye level (avoid handheld phones). Ensure camera and microphone are tested.</w:t>
+      </w:r>
+    </w:p>
+    <w:p>
+      <w:pPr>
+        <w:pStyle w:val="ListBullet"/>
+        <w:spacing w:before="0" w:after="60" w:line="276" w:lineRule="auto"/>
+      </w:pPr>
+      <w:r>
+        <w:rPr>
+          <w:rFonts w:ascii="Calibri" w:hAnsi="Calibri"/>
+          <w:color w:val="1E293B"/>
+          <w:sz w:val="20"/>
+        </w:rPr>
+        <w:t>Quiet Environment: Choose a well-lit room away from televisions, pets, and siblings for the 45-minute duration.</w:t>
+      </w:r>
+    </w:p>
+    <w:p>
+      <w:pPr>
+        <w:pStyle w:val="ListBullet"/>
+        <w:spacing w:before="0" w:after="60" w:line="276" w:lineRule="auto"/>
+      </w:pPr>
+      <w:r>
+        <w:rPr>
+          <w:rFonts w:ascii="Calibri" w:hAnsi="Calibri"/>
+          <w:color w:val="1E293B"/>
+          <w:sz w:val="20"/>
+        </w:rPr>
+        <w:t>Caregiver Co-Presence: Under Texas clinical guidelines, an adult caregiver must remain in the room for children under 8 to assist with activities and positive reinforcement.</w:t>
+      </w:r>
+    </w:p>
+    <w:p>
+      <w:pPr>
+        <w:pStyle w:val="ListBullet"/>
+        <w:spacing w:before="0" w:after="60" w:line="276" w:lineRule="auto"/>
+      </w:pPr>
+      <w:r>
+        <w:rPr>
+          <w:rFonts w:ascii="Calibri" w:hAnsi="Calibri"/>
+          <w:color w:val="1E293B"/>
+          <w:sz w:val="20"/>
+        </w:rPr>
+        <w:t>Favorite Toys / Reinforcers: Keep 2 or 3 of {{Child_Name}}'s favorite motivating toys or sensory items nearby to support engagement.</w:t>
+      </w:r>
+    </w:p>
+    <w:p>
+      <w:pPr>
+        <w:spacing w:before="0" w:after="120" w:line="276" w:lineRule="auto"/>
+      </w:pPr>
+      <w:r>
+        <w:rPr>
+          <w:rFonts w:ascii="Calibri" w:hAnsi="Calibri"/>
+          <w:color w:val="1E293B"/>
+          <w:sz w:val="20"/>
+        </w:rPr>
+        <w:t>Direct Telepractice Zoom Link: https://telehealth.cuevasspeech.com/room/cuevas-slp</w:t>
       </w:r>
     </w:p>
     <w:sectPr>
@@ -466,7 +638,7 @@
       <w:jc w:val="right"/>
     </w:pPr>
     <w:r>
-      <w:t>Cuevas Pediatric Speech Therapy — Clinical Parent Communicat</w:t>
+      <w:t>Cuevas Speech Therapy — Front Desk Parent Communication Scri</w:t>
     </w:r>
   </w:p>
 </w:hdr>

--- a/public/chat_files/cuevas_parent_communication_templates.docx
+++ b/public/chat_files/cuevas_parent_communication_templates.docx
@@ -13,7 +13,51 @@
           <w:color w:val="0F172A"/>
           <w:sz w:val="44"/>
         </w:rPr>
-        <w:t>Cuevas Speech Therapy — Front Desk Parent Communication Scripts &amp; Email Decks</w:t>
+        <w:t>Cuevas Pediatric Speech Therapy — Clinical Parent Communication Letters</w:t>
+      </w:r>
+    </w:p>
+    <w:p>
+      <w:pPr>
+        <w:spacing w:before="0" w:after="120" w:line="276" w:lineRule="auto"/>
+      </w:pPr>
+      <w:r>
+        <w:rPr>
+          <w:rFonts w:ascii="Calibri" w:hAnsi="Calibri"/>
+          <w:color w:val="1E293B"/>
+          <w:sz w:val="20"/>
+        </w:rPr>
+        <w:t>PRACTICE: Cuevas Pediatric Speech &amp; Language Therapy LLC</w:t>
+      </w:r>
+    </w:p>
+    <w:p>
+      <w:pPr>
+        <w:spacing w:before="0" w:after="120" w:line="276" w:lineRule="auto"/>
+      </w:pPr>
+      <w:r>
+        <w:rPr>
+          <w:rFonts w:ascii="Calibri" w:hAnsi="Calibri"/>
+          <w:color w:val="1E293B"/>
+          <w:sz w:val="20"/>
+        </w:rPr>
+        <w:t>CREDENTIALS: Issa Cuevas, M.S., CCC-SLP · Texas License #72841</w:t>
+      </w:r>
+    </w:p>
+    <w:p>
+      <w:pPr>
+        <w:spacing w:before="0" w:after="120" w:line="276" w:lineRule="auto"/>
+      </w:pPr>
+      <w:r>
+        <w:rPr>
+          <w:rFonts w:ascii="Calibri" w:hAnsi="Calibri"/>
+          <w:color w:val="1E293B"/>
+          <w:sz w:val="20"/>
+        </w:rPr>
+        <w:t>DOCUMENT: Standard Operational Communication Letters &amp; Clinical Notices</w:t>
+      </w:r>
+    </w:p>
+    <w:p>
+      <w:r>
+        <w:br w:type="page"/>
       </w:r>
     </w:p>
     <w:p>
@@ -28,7 +72,7 @@
           <w:color w:val="0F172A"/>
           <w:sz w:val="26"/>
         </w:rPr>
-        <w:t>TEMPLATE 1: WELCOME &amp; ELECTRONIC INTAKE PAPERWORK ONBOARDING (EMAIL)</w:t>
+        <w:t>TEMPLATE 1: INITIAL COMPREHENSIVE EVALUATION CONFIRMATION</w:t>
       </w:r>
     </w:p>
     <w:p>
@@ -41,7 +85,7 @@
           <w:color w:val="1E293B"/>
           <w:sz w:val="20"/>
         </w:rPr>
-        <w:t>Subject: Welcome to Cuevas Speech &amp; Language Therapy — Intake Paperwork &amp; First Session Guide</w:t>
+        <w:t>Subject: Confirmation: Comprehensive Speech-Language Evaluation for [Child Name]</w:t>
       </w:r>
     </w:p>
     <w:p>
@@ -54,7 +98,7 @@
           <w:color w:val="1E293B"/>
           <w:sz w:val="20"/>
         </w:rPr>
-        <w:t>Dear {{Parent_Guarantor_Name}},</w:t>
+        <w:t>Dear [Parent Names],</w:t>
       </w:r>
     </w:p>
     <w:p>
@@ -67,7 +111,7 @@
           <w:color w:val="1E293B"/>
           <w:sz w:val="20"/>
         </w:rPr>
-        <w:t>Welcome to Cuevas Speech &amp; Language Therapy! We are so excited to partner with your family on {{Child_Name}}'s speech and language journey. Our clinical team has reserved your weekly recurring therapy slot: Every {{Day_of_Week}} at {{Session_Time}} with our Clinical Director, Issa Cuevas, M.S., CCC-SLP.</w:t>
+        <w:t>We are looking forward to meeting you and [Child Name] on [Evaluation Date] at [Time] for an initial comprehensive speech-language evaluation at our Austin clinic (1211 W 6th St, Suite 300).</w:t>
       </w:r>
     </w:p>
     <w:p>
@@ -80,7 +124,7 @@
           <w:color w:val="1E293B"/>
           <w:sz w:val="20"/>
         </w:rPr>
-        <w:t>Before your initial diagnostic evaluation, please complete our secure electronic clinical intake package using the link below. It covers child developmental milestones, medical history, pediatrician contact, and our clinic guarantor consent.</w:t>
+        <w:t>What to Expect During the Assessment:</w:t>
       </w:r>
     </w:p>
     <w:p>
@@ -93,7 +137,7 @@
           <w:color w:val="1E293B"/>
           <w:sz w:val="20"/>
         </w:rPr>
-        <w:t>Link: https://clinic.cuevasspeech.com/intake/secure?id={{Patient_ID}}</w:t>
+        <w:t>The initial session typically lasts 60 to 75 minutes. We use play-based standardized assessment tools (including the PLS-5 and GFTA-3) to evaluate receptive language, expressive vocabulary, articulation phonology, and social pragmatic interaction in a low-pressure environment.</w:t>
       </w:r>
     </w:p>
     <w:p>
@@ -106,7 +150,7 @@
           <w:color w:val="1E293B"/>
           <w:sz w:val="20"/>
         </w:rPr>
-        <w:t>Please ensure this is submitted at least 48 hours before your appointment so our clinical team can review diagnostic histories and prepare tailored assessment materials. If you have recent IEP evaluations or medical audiograms, please upload them directly through the portal.</w:t>
+        <w:t>Please complete the attached Pediatric Intake &amp; Medical History packet prior to your visit so we can review developmental milestones before evaluating your child.</w:t>
       </w:r>
     </w:p>
     <w:p>
@@ -119,7 +163,12 @@
           <w:color w:val="1E293B"/>
           <w:sz w:val="20"/>
         </w:rPr>
-        <w:t>Warmly, Front Desk Patient Coordination Team · Cuevas Speech &amp; Language Therapy, PLLC · (512) 555-0182</w:t>
+        <w:t>Warmly, Issa Cuevas, M.S., CCC-SLP</w:t>
+      </w:r>
+    </w:p>
+    <w:p>
+      <w:r>
+        <w:br w:type="page"/>
       </w:r>
     </w:p>
     <w:p>
@@ -134,7 +183,7 @@
           <w:color w:val="0F172A"/>
           <w:sz w:val="26"/>
         </w:rPr>
-        <w:t>TEMPLATE 2: EXPLAINING THE $75 RESERVED CLINICAL HOUR POLICY WITH EMPATHY (PHONE / EMAIL SCRIPT)</w:t>
+        <w:t>TEMPLATE 2: POST-EVALUATION PLAN OF CARE &amp; GOAL REVIEW</w:t>
       </w:r>
     </w:p>
     <w:p>
@@ -147,7 +196,7 @@
           <w:color w:val="1E293B"/>
           <w:sz w:val="20"/>
         </w:rPr>
-        <w:t>Context: Use when a parent calls to cancel with short notice (&lt;24 hours) or disputes a missed session charge on their account.</w:t>
+        <w:t>Subject: Clinical Evaluation Summary &amp; Recommended Plan of Care: [Child Name]</w:t>
       </w:r>
     </w:p>
     <w:p>
@@ -160,7 +209,7 @@
           <w:color w:val="1E293B"/>
           <w:sz w:val="20"/>
         </w:rPr>
-        <w:t>Front Desk Script (Verbatim):</w:t>
+        <w:t>Dear [Parent Names],</w:t>
       </w:r>
     </w:p>
     <w:p>
@@ -173,7 +222,7 @@
           <w:color w:val="1E293B"/>
           <w:sz w:val="20"/>
         </w:rPr>
-        <w:t>'Hi {{Parent_Name}}, thank you so much for calling to let us know that {{Child_Name}} won't be able to make it in today. First and foremost, we hope {{Child_Name}} feels better quickly!</w:t>
+        <w:t>Thank you for bringing [Child Name] into our clinic. Following our comprehensive standardized evaluation, I have completed the formal Diagnostic Summary and Plan of Care.</w:t>
       </w:r>
     </w:p>
     <w:p>
@@ -186,7 +235,35 @@
           <w:color w:val="1E293B"/>
           <w:sz w:val="20"/>
         </w:rPr>
-        <w:t>I want to gently remind you about our clinic's reserved clinical hour policy. Because each of our speech-language pathologists works one-on-one with your child and prepares individualized materials for that dedicated 60-minute window, unscheduled missed sessions without 24 hours advance notice incur our $75 reserved clinical hour fee.</w:t>
+        <w:t>Clinical Recommendations:</w:t>
+      </w:r>
+    </w:p>
+    <w:p>
+      <w:pPr>
+        <w:pStyle w:val="ListBullet"/>
+        <w:spacing w:before="0" w:after="60" w:line="276" w:lineRule="auto"/>
+      </w:pPr>
+      <w:r>
+        <w:rPr>
+          <w:rFonts w:ascii="Calibri" w:hAnsi="Calibri"/>
+          <w:color w:val="1E293B"/>
+          <w:sz w:val="20"/>
+        </w:rPr>
+        <w:t>Therapy Frequency: Two (2) 45-minute individual therapy sessions per week.</w:t>
+      </w:r>
+    </w:p>
+    <w:p>
+      <w:pPr>
+        <w:pStyle w:val="ListBullet"/>
+        <w:spacing w:before="0" w:after="60" w:line="276" w:lineRule="auto"/>
+      </w:pPr>
+      <w:r>
+        <w:rPr>
+          <w:rFonts w:ascii="Calibri" w:hAnsi="Calibri"/>
+          <w:color w:val="1E293B"/>
+          <w:sz w:val="20"/>
+        </w:rPr>
+        <w:t>Primary Focus Areas: Expanding expressive two-word semantic combinations, increasing consonant sound inventory (/b/, /d/, /m/), and reducing communicative frustration through multimodal AAC support.</w:t>
       </w:r>
     </w:p>
     <w:p>
@@ -199,7 +276,7 @@
           <w:color w:val="1E293B"/>
           <w:sz w:val="20"/>
         </w:rPr>
-        <w:t>We never want you to lose therapy time, so we have two helpful alternatives for you:</w:t>
+        <w:t>I have submitted the formal prior-authorization request and clinical report to your pediatrician and insurance carrier. Please review the attached care plan and let me know your preferred recurring appointment slots.</w:t>
       </w:r>
     </w:p>
     <w:p>
@@ -212,59 +289,12 @@
           <w:color w:val="1E293B"/>
           <w:sz w:val="20"/>
         </w:rPr>
-        <w:t>1. If {{Child_Name}} is mildly under the weather but up for a relaxed session from home, our clinician can convert today's appointment to a HIPAA-compliant telepractice session right now at your regular time—no fee assessed at all.</w:t>
+        <w:t>Warmly, Issa Cuevas, M.S., CCC-SLP</w:t>
       </w:r>
     </w:p>
     <w:p>
-      <w:pPr>
-        <w:spacing w:before="0" w:after="120" w:line="276" w:lineRule="auto"/>
-      </w:pPr>
       <w:r>
-        <w:rPr>
-          <w:rFonts w:ascii="Calibri" w:hAnsi="Calibri"/>
-          <w:color w:val="1E293B"/>
-          <w:sz w:val="20"/>
-        </w:rPr>
-        <w:t>2. Alternatively, our therapist can spend {{Child_Name}}'s reserved hour conducting a parent coaching video call or designing an updated sensory home exercise packet for you to use this week.</w:t>
-      </w:r>
-    </w:p>
-    <w:p>
-      <w:pPr>
-        <w:spacing w:before="0" w:after="120" w:line="276" w:lineRule="auto"/>
-      </w:pPr>
-      <w:r>
-        <w:rPr>
-          <w:rFonts w:ascii="Calibri" w:hAnsi="Calibri"/>
-          <w:color w:val="1E293B"/>
-          <w:sz w:val="20"/>
-        </w:rPr>
-        <w:t>Which of those options would work best for your family today?'</w:t>
-      </w:r>
-    </w:p>
-    <w:p>
-      <w:pPr>
-        <w:spacing w:before="0" w:after="120" w:line="276" w:lineRule="auto"/>
-      </w:pPr>
-      <w:r>
-        <w:rPr>
-          <w:rFonts w:ascii="Calibri" w:hAnsi="Calibri"/>
-          <w:color w:val="1E293B"/>
-          <w:sz w:val="20"/>
-        </w:rPr>
-        <w:t>If parent pushes back on insurance coverage:</w:t>
-      </w:r>
-    </w:p>
-    <w:p>
-      <w:pPr>
-        <w:spacing w:before="0" w:after="120" w:line="276" w:lineRule="auto"/>
-      </w:pPr>
-      <w:r>
-        <w:rPr>
-          <w:rFonts w:ascii="Calibri" w:hAnsi="Calibri"/>
-          <w:color w:val="1E293B"/>
-          <w:sz w:val="20"/>
-        </w:rPr>
-        <w:t>'We completely understand insurance questions can be stressful! Because insurance carriers only reimburse for active therapy units delivered directly to the patient, they do not cover reserved facility hours. That is why our clinical intake designates the parent as the legal guarantor for reserved time. Our priority is always keeping {{Child_Name}} on track while respecting the clinician's dedicated schedule.'</w:t>
+        <w:br w:type="page"/>
       </w:r>
     </w:p>
     <w:p>
@@ -279,7 +309,7 @@
           <w:color w:val="0F172A"/>
           <w:sz w:val="26"/>
         </w:rPr>
-        <w:t>TEMPLATE 3: MONTHLY INSURANCE SUPERBILL REIMBURSEMENT DELIVERY (EMAIL)</w:t>
+        <w:t>TEMPLATE 3: 6-MONTH PROGRESS REPORT &amp; RE-EVALUATION NOTICE</w:t>
       </w:r>
     </w:p>
     <w:p>
@@ -292,7 +322,7 @@
           <w:color w:val="1E293B"/>
           <w:sz w:val="20"/>
         </w:rPr>
-        <w:t>Subject: Your Monthly Superbill for Out-of-Network Insurance Reimbursement — Cuevas Speech Therapy</w:t>
+        <w:t>Subject: 6-Month Clinical Progress Milestone: [Child Name]</w:t>
       </w:r>
     </w:p>
     <w:p>
@@ -305,7 +335,7 @@
           <w:color w:val="1E293B"/>
           <w:sz w:val="20"/>
         </w:rPr>
-        <w:t>Dear {{Parent_Guarantor_Name}},</w:t>
+        <w:t>Dear [Parent Names],</w:t>
       </w:r>
     </w:p>
     <w:p>
@@ -318,7 +348,7 @@
           <w:color w:val="1E293B"/>
           <w:sz w:val="20"/>
         </w:rPr>
-        <w:t>Attached please find your official itemized Superbill for speech-language therapy sessions completed by {{Child_Name}} during the preceding calendar month.</w:t>
+        <w:t>It has been such a joy working with [Child Name] over the past six months. We have conducted our scheduled semi-annual progress review to assess mastery of targeted communication goals.</w:t>
       </w:r>
     </w:p>
     <w:p>
@@ -331,20 +361,7 @@
           <w:color w:val="1E293B"/>
           <w:sz w:val="20"/>
         </w:rPr>
-        <w:t>In accordance with our clinic schedule, all superbills are generated on the 1st of each month to streamline your insurance claims submission.</w:t>
-      </w:r>
-    </w:p>
-    <w:p>
-      <w:pPr>
-        <w:spacing w:before="0" w:after="120" w:line="276" w:lineRule="auto"/>
-      </w:pPr>
-      <w:r>
-        <w:rPr>
-          <w:rFonts w:ascii="Calibri" w:hAnsi="Calibri"/>
-          <w:color w:val="1E293B"/>
-          <w:sz w:val="20"/>
-        </w:rPr>
-        <w:t>What is included on this statement:</w:t>
+        <w:t>Key Clinical Achievements:</w:t>
       </w:r>
     </w:p>
     <w:p>
@@ -358,7 +375,7 @@
           <w:color w:val="1E293B"/>
           <w:sz w:val="20"/>
         </w:rPr>
-        <w:t>Clinic Tax ID (EIN), NPI #1982736450, and Texas State License #72841 for Issa Cuevas, M.S., CCC-SLP.</w:t>
+        <w:t>Expressive Vocabulary: Increased from 45 single words to over 160 functional words.</w:t>
       </w:r>
     </w:p>
     <w:p>
@@ -372,7 +389,7 @@
           <w:color w:val="1E293B"/>
           <w:sz w:val="20"/>
         </w:rPr>
-        <w:t>Standard AMA CPT codes for every completed date of service (CPT 92507 for Speech/Language Therapy, CPT 92523 for Comprehensive Speech Evaluation).</w:t>
+        <w:t>Word Combinations: Spontaneously using 3-to-4 word carrier phrases ('I want blue car', 'help me open').</w:t>
       </w:r>
     </w:p>
     <w:p>
@@ -386,21 +403,7 @@
           <w:color w:val="1E293B"/>
           <w:sz w:val="20"/>
         </w:rPr>
-        <w:t>ICD-10 diagnostic codes corresponding to {{Child_Name}}'s formal evaluation.</w:t>
-      </w:r>
-    </w:p>
-    <w:p>
-      <w:pPr>
-        <w:pStyle w:val="ListBullet"/>
-        <w:spacing w:before="0" w:after="60" w:line="276" w:lineRule="auto"/>
-      </w:pPr>
-      <w:r>
-        <w:rPr>
-          <w:rFonts w:ascii="Calibri" w:hAnsi="Calibri"/>
-          <w:color w:val="1E293B"/>
-          <w:sz w:val="20"/>
-        </w:rPr>
-        <w:t>Itemized dates of service and verification of paid account balance.</w:t>
+        <w:t>Speech Intelligibility: Intelligibility to unfamiliar listeners has improved from 25% to over 65%.</w:t>
       </w:r>
     </w:p>
     <w:p>
@@ -413,7 +416,7 @@
           <w:color w:val="1E293B"/>
           <w:sz w:val="20"/>
         </w:rPr>
-        <w:t>How to submit for reimbursement:</w:t>
+        <w:t>Attached is the itemized Re-Evaluation Report for your pediatrician's medical records and insurance renewal.</w:t>
       </w:r>
     </w:p>
     <w:p>
@@ -426,182 +429,7 @@
           <w:color w:val="1E293B"/>
           <w:sz w:val="20"/>
         </w:rPr>
-        <w:t>1. Log into your health insurance member portal (e.g., Blue Cross Blue Shield, Aetna, UnitedHealthcare, Cigna).</w:t>
-      </w:r>
-    </w:p>
-    <w:p>
-      <w:pPr>
-        <w:spacing w:before="0" w:after="120" w:line="276" w:lineRule="auto"/>
-      </w:pPr>
-      <w:r>
-        <w:rPr>
-          <w:rFonts w:ascii="Calibri" w:hAnsi="Calibri"/>
-          <w:color w:val="1E293B"/>
-          <w:sz w:val="20"/>
-        </w:rPr>
-        <w:t>2. Navigate to 'Submit an Out-of-Network Claim' (Form CMS-1500).</w:t>
-      </w:r>
-    </w:p>
-    <w:p>
-      <w:pPr>
-        <w:spacing w:before="0" w:after="120" w:line="276" w:lineRule="auto"/>
-      </w:pPr>
-      <w:r>
-        <w:rPr>
-          <w:rFonts w:ascii="Calibri" w:hAnsi="Calibri"/>
-          <w:color w:val="1E293B"/>
-          <w:sz w:val="20"/>
-        </w:rPr>
-        <w:t>3. Upload this attached PDF statement as your proof of service and itemized receipt.</w:t>
-      </w:r>
-    </w:p>
-    <w:p>
-      <w:pPr>
-        <w:spacing w:before="0" w:after="120" w:line="276" w:lineRule="auto"/>
-      </w:pPr>
-      <w:r>
-        <w:rPr>
-          <w:rFonts w:ascii="Calibri" w:hAnsi="Calibri"/>
-          <w:color w:val="1E293B"/>
-          <w:sz w:val="20"/>
-        </w:rPr>
-        <w:t>4. Insurers typically process out-of-network claims within 14–21 business days and issue reimbursement checks directly to the subscriber.</w:t>
-      </w:r>
-    </w:p>
-    <w:p>
-      <w:pPr>
-        <w:spacing w:before="0" w:after="120" w:line="276" w:lineRule="auto"/>
-      </w:pPr>
-      <w:r>
-        <w:rPr>
-          <w:rFonts w:ascii="Calibri" w:hAnsi="Calibri"/>
-          <w:color w:val="1E293B"/>
-          <w:sz w:val="20"/>
-        </w:rPr>
-        <w:t>If your insurance adjuster requires clinical progress notes or our clinical director's signature on a specific claim form, simply reply to this email and our billing coordinator will take care of it immediately.</w:t>
-      </w:r>
-    </w:p>
-    <w:p>
-      <w:pPr>
-        <w:spacing w:before="0" w:after="120" w:line="276" w:lineRule="auto"/>
-      </w:pPr>
-      <w:r>
-        <w:rPr>
-          <w:rFonts w:ascii="Calibri" w:hAnsi="Calibri"/>
-          <w:color w:val="1E293B"/>
-          <w:sz w:val="20"/>
-        </w:rPr>
-        <w:t>Warm regards, Billing &amp; Patient Accounts · Cuevas Speech &amp; Language Therapy</w:t>
-      </w:r>
-    </w:p>
-    <w:p>
-      <w:pPr>
-        <w:keepNext/>
-        <w:spacing w:before="280" w:after="80"/>
-      </w:pPr>
-      <w:r>
-        <w:rPr>
-          <w:rFonts w:ascii="Calibri" w:hAnsi="Calibri"/>
-          <w:b/>
-          <w:color w:val="0F172A"/>
-          <w:sz w:val="26"/>
-        </w:rPr>
-        <w:t>TEMPLATE 4: PEDIATRIC TELETHERAPY PREPARATION CHECKLIST FOR PARENTS</w:t>
-      </w:r>
-    </w:p>
-    <w:p>
-      <w:pPr>
-        <w:spacing w:before="0" w:after="120" w:line="276" w:lineRule="auto"/>
-      </w:pPr>
-      <w:r>
-        <w:rPr>
-          <w:rFonts w:ascii="Calibri" w:hAnsi="Calibri"/>
-          <w:color w:val="1E293B"/>
-          <w:sz w:val="20"/>
-        </w:rPr>
-        <w:t>Subject: Quick Checklist for Tomorrow's Pediatric Teletherapy Session with {{Child_Name}}</w:t>
-      </w:r>
-    </w:p>
-    <w:p>
-      <w:pPr>
-        <w:spacing w:before="0" w:after="120" w:line="276" w:lineRule="auto"/>
-      </w:pPr>
-      <w:r>
-        <w:rPr>
-          <w:rFonts w:ascii="Calibri" w:hAnsi="Calibri"/>
-          <w:color w:val="1E293B"/>
-          <w:sz w:val="20"/>
-        </w:rPr>
-        <w:t>To make your child's remote speech session engaging and clinically effective, please review this 4-point checklist:</w:t>
-      </w:r>
-    </w:p>
-    <w:p>
-      <w:pPr>
-        <w:pStyle w:val="ListBullet"/>
-        <w:spacing w:before="0" w:after="60" w:line="276" w:lineRule="auto"/>
-      </w:pPr>
-      <w:r>
-        <w:rPr>
-          <w:rFonts w:ascii="Calibri" w:hAnsi="Calibri"/>
-          <w:color w:val="1E293B"/>
-          <w:sz w:val="20"/>
-        </w:rPr>
-        <w:t>Device Setup: Place a laptop or iPad on a stable table at eye level (avoid handheld phones). Ensure camera and microphone are tested.</w:t>
-      </w:r>
-    </w:p>
-    <w:p>
-      <w:pPr>
-        <w:pStyle w:val="ListBullet"/>
-        <w:spacing w:before="0" w:after="60" w:line="276" w:lineRule="auto"/>
-      </w:pPr>
-      <w:r>
-        <w:rPr>
-          <w:rFonts w:ascii="Calibri" w:hAnsi="Calibri"/>
-          <w:color w:val="1E293B"/>
-          <w:sz w:val="20"/>
-        </w:rPr>
-        <w:t>Quiet Environment: Choose a well-lit room away from televisions, pets, and siblings for the 45-minute duration.</w:t>
-      </w:r>
-    </w:p>
-    <w:p>
-      <w:pPr>
-        <w:pStyle w:val="ListBullet"/>
-        <w:spacing w:before="0" w:after="60" w:line="276" w:lineRule="auto"/>
-      </w:pPr>
-      <w:r>
-        <w:rPr>
-          <w:rFonts w:ascii="Calibri" w:hAnsi="Calibri"/>
-          <w:color w:val="1E293B"/>
-          <w:sz w:val="20"/>
-        </w:rPr>
-        <w:t>Caregiver Co-Presence: Under Texas clinical guidelines, an adult caregiver must remain in the room for children under 8 to assist with activities and positive reinforcement.</w:t>
-      </w:r>
-    </w:p>
-    <w:p>
-      <w:pPr>
-        <w:pStyle w:val="ListBullet"/>
-        <w:spacing w:before="0" w:after="60" w:line="276" w:lineRule="auto"/>
-      </w:pPr>
-      <w:r>
-        <w:rPr>
-          <w:rFonts w:ascii="Calibri" w:hAnsi="Calibri"/>
-          <w:color w:val="1E293B"/>
-          <w:sz w:val="20"/>
-        </w:rPr>
-        <w:t>Favorite Toys / Reinforcers: Keep 2 or 3 of {{Child_Name}}'s favorite motivating toys or sensory items nearby to support engagement.</w:t>
-      </w:r>
-    </w:p>
-    <w:p>
-      <w:pPr>
-        <w:spacing w:before="0" w:after="120" w:line="276" w:lineRule="auto"/>
-      </w:pPr>
-      <w:r>
-        <w:rPr>
-          <w:rFonts w:ascii="Calibri" w:hAnsi="Calibri"/>
-          <w:color w:val="1E293B"/>
-          <w:sz w:val="20"/>
-        </w:rPr>
-        <w:t>Direct Telepractice Zoom Link: https://telehealth.cuevasspeech.com/room/cuevas-slp</w:t>
+        <w:t>Warmly, Issa Cuevas, M.S., CCC-SLP</w:t>
       </w:r>
     </w:p>
     <w:sectPr>
@@ -638,7 +466,7 @@
       <w:jc w:val="right"/>
     </w:pPr>
     <w:r>
-      <w:t>Cuevas Speech Therapy — Front Desk Parent Communication Scri</w:t>
+      <w:t>Cuevas Pediatric Speech Therapy — Clinical Parent Communicat</w:t>
     </w:r>
   </w:p>
 </w:hdr>
